--- a/pr-preview/pr-412/multiple-testing-handout.docx
+++ b/pr-preview/pr-412/multiple-testing-handout.docx
@@ -15,7 +15,7 @@
         <w:pStyle w:val="Date"/>
       </w:pPr>
       <w:r>
-        <w:t xml:space="preserve">Last modified: 2026-10-21 11:52:50 (PDT)</w:t>
+        <w:t xml:space="preserve">Last modified: 2026-10-26 11:08:19 (PDT)</w:t>
       </w:r>
     </w:p>
     <w:p>
@@ -7715,6 +7715,7 @@
           </m:limUpp>
           <m:r>
             <m:rPr>
+              <m:scr m:val="double-struck"/>
               <m:sty m:val="p"/>
             </m:rPr>
             <m:t>E</m:t>
@@ -8015,6 +8016,7 @@
       <m:oMath>
         <m:r>
           <m:rPr>
+            <m:scr m:val="double-struck"/>
             <m:sty m:val="p"/>
           </m:rPr>
           <m:t>E</m:t>
@@ -12951,6 +12953,7 @@
               </m:r>
               <m:r>
                 <m:rPr>
+                  <m:scr m:val="double-struck"/>
                   <m:sty m:val="p"/>
                 </m:rPr>
                 <m:t>E</m:t>
@@ -13052,6 +13055,7 @@
               </m:r>
               <m:r>
                 <m:rPr>
+                  <m:scr m:val="double-struck"/>
                   <m:sty m:val="p"/>
                 </m:rPr>
                 <m:t>E</m:t>
@@ -13166,6 +13170,7 @@
               </m:r>
               <m:r>
                 <m:rPr>
+                  <m:scr m:val="double-struck"/>
                   <m:sty m:val="p"/>
                 </m:rPr>
                 <m:t>E</m:t>
@@ -13231,6 +13236,7 @@
               </m:r>
               <m:r>
                 <m:rPr>
+                  <m:scr m:val="double-struck"/>
                   <m:sty m:val="p"/>
                 </m:rPr>
                 <m:t>E</m:t>
